--- a/nep/docx/63.content.docx
+++ b/nep/docx/63.content.docx
@@ -192,12 +192,6 @@
         <w:rPr>
           <w:lang w:val="ne_NP" w:bidi="ne_NP"/>
         </w:rPr>
-        <w:t>2JN</w:t>
-      </w:r>
-      <w:r>
-        <w:rPr>
-          <w:lang w:val="ne_NP" w:bidi="ne_NP"/>
-        </w:rPr>
       </w:r>
     </w:p>
     <w:p>
@@ -206,13 +200,6 @@
         <w:rPr>
           <w:lang w:val="ne_NP" w:bidi="ne_NP"/>
         </w:rPr>
-      </w:r>
-      <w:r>
-        <w:rPr>
-          <w:i/>
-          <w:lang w:val="ne_NP" w:bidi="ne_NP"/>
-        </w:rPr>
-        <w:t>2 John 1:1, 2 John 1:2, 2 John 1:3, 2 John 1:4, 2 John 1:5, 2 John 1:6, 2 John 1:7, 2 John 1:8, 2 John 1:9, 2 John 1:10, 2 John 1:11, 2 John 1:12, 2 John 1:13</w:t>
       </w:r>
       <w:r>
         <w:rPr>
@@ -323,14 +310,29 @@
       </w:r>
     </w:p>
     <w:p>
-      <w:pPr>
-        <w:pStyle w:val="Heading2"/>
-      </w:pPr>
-      <w:r>
-        <w:rPr>
-          <w:lang w:val="ne_NP" w:bidi="ne_NP"/>
-        </w:rPr>
-        <w:t>2 John 1:2</w:t>
+      <w:pPr/>
+      <w:r>
+        <w:rPr>
+          <w:lang w:val="ne_NP" w:bidi="ne_NP"/>
+        </w:rPr>
+      </w:r>
+      <w:r>
+        <w:rPr>
+          <w:vertAlign w:val="superscript"/>
+          <w:lang w:val="ne_NP" w:bidi="ne_NP"/>
+        </w:rPr>
+        <w:t>2</w:t>
+      </w:r>
+      <w:r>
+        <w:rPr>
+          <w:lang w:val="ne_NP" w:bidi="ne_NP"/>
+        </w:rPr>
+        <w:t xml:space="preserve"> सत्यताको कारणले, जुन हामीमा रहन्छ, र सदासर्वदाका लागि हामीसँग रहिरहनेछ:</w:t>
+      </w:r>
+      <w:r>
+        <w:rPr>
+          <w:lang w:val="ne_NP" w:bidi="ne_NP"/>
+        </w:rPr>
       </w:r>
       <w:r>
         <w:rPr>
@@ -345,29 +347,6 @@
           <w:lang w:val="ne_NP" w:bidi="ne_NP"/>
         </w:rPr>
       </w:r>
-      <w:r>
-        <w:rPr>
-          <w:vertAlign w:val="superscript"/>
-          <w:lang w:val="ne_NP" w:bidi="ne_NP"/>
-        </w:rPr>
-        <w:t>2</w:t>
-      </w:r>
-      <w:r>
-        <w:rPr>
-          <w:lang w:val="ne_NP" w:bidi="ne_NP"/>
-        </w:rPr>
-        <w:t xml:space="preserve"> सत्यताको कारणले, जुन हामीमा रहन्छ, र सदासर्वदाका लागि हामीसँग रहिरहनेछ:</w:t>
-      </w:r>
-      <w:r>
-        <w:rPr>
-          <w:lang w:val="ne_NP" w:bidi="ne_NP"/>
-        </w:rPr>
-      </w:r>
-      <w:r>
-        <w:rPr>
-          <w:lang w:val="ne_NP" w:bidi="ne_NP"/>
-        </w:rPr>
-      </w:r>
     </w:p>
     <w:p>
       <w:pPr/>
@@ -376,16 +355,23 @@
           <w:lang w:val="ne_NP" w:bidi="ne_NP"/>
         </w:rPr>
       </w:r>
-    </w:p>
-    <w:p>
-      <w:pPr>
-        <w:pStyle w:val="Heading2"/>
-      </w:pPr>
-      <w:r>
-        <w:rPr>
-          <w:lang w:val="ne_NP" w:bidi="ne_NP"/>
-        </w:rPr>
-        <w:t>2 John 1:3</w:t>
+      <w:r>
+        <w:rPr>
+          <w:vertAlign w:val="superscript"/>
+          <w:lang w:val="ne_NP" w:bidi="ne_NP"/>
+        </w:rPr>
+        <w:t>3</w:t>
+      </w:r>
+      <w:r>
+        <w:rPr>
+          <w:lang w:val="ne_NP" w:bidi="ne_NP"/>
+        </w:rPr>
+        <w:t xml:space="preserve"> परमेश्‍वर पिता र येशू ख्रीष्‍टबाट, जो पिताको पुत्र हुनुहुन्छ; अनुग्रह, कृपा र शान्तिसँगै सत्य तथा प्रेम हामीहरूसित रहून्!</w:t>
+      </w:r>
+      <w:r>
+        <w:rPr>
+          <w:lang w:val="ne_NP" w:bidi="ne_NP"/>
+        </w:rPr>
       </w:r>
       <w:r>
         <w:rPr>
@@ -400,29 +386,6 @@
           <w:lang w:val="ne_NP" w:bidi="ne_NP"/>
         </w:rPr>
       </w:r>
-      <w:r>
-        <w:rPr>
-          <w:vertAlign w:val="superscript"/>
-          <w:lang w:val="ne_NP" w:bidi="ne_NP"/>
-        </w:rPr>
-        <w:t>3</w:t>
-      </w:r>
-      <w:r>
-        <w:rPr>
-          <w:lang w:val="ne_NP" w:bidi="ne_NP"/>
-        </w:rPr>
-        <w:t xml:space="preserve"> परमेश्‍वर पिता र येशू ख्रीष्‍टबाट, जो पिताको पुत्र हुनुहुन्छ; अनुग्रह, कृपा र शान्तिसँगै सत्य तथा प्रेम हामीहरूसित रहून्!</w:t>
-      </w:r>
-      <w:r>
-        <w:rPr>
-          <w:lang w:val="ne_NP" w:bidi="ne_NP"/>
-        </w:rPr>
-      </w:r>
-      <w:r>
-        <w:rPr>
-          <w:lang w:val="ne_NP" w:bidi="ne_NP"/>
-        </w:rPr>
-      </w:r>
     </w:p>
     <w:p>
       <w:pPr/>
@@ -431,16 +394,23 @@
           <w:lang w:val="ne_NP" w:bidi="ne_NP"/>
         </w:rPr>
       </w:r>
-    </w:p>
-    <w:p>
-      <w:pPr>
-        <w:pStyle w:val="Heading2"/>
-      </w:pPr>
-      <w:r>
-        <w:rPr>
-          <w:lang w:val="ne_NP" w:bidi="ne_NP"/>
-        </w:rPr>
-        <w:t>2 John 1:4</w:t>
+      <w:r>
+        <w:rPr>
+          <w:vertAlign w:val="superscript"/>
+          <w:lang w:val="ne_NP" w:bidi="ne_NP"/>
+        </w:rPr>
+        <w:t>4</w:t>
+      </w:r>
+      <w:r>
+        <w:rPr>
+          <w:lang w:val="ne_NP" w:bidi="ne_NP"/>
+        </w:rPr>
+        <w:t xml:space="preserve"> पिताले हामीलाई जस्तो आज्ञा दिनुभयो, तिम्रा केही छोराछोरीहरू ठिक त्यसै गरी सत्यतामा चलिरहेका छन् भनी भेट्टाएकोमा म धेरै आनन्दित भएको छु।</w:t>
+      </w:r>
+      <w:r>
+        <w:rPr>
+          <w:lang w:val="ne_NP" w:bidi="ne_NP"/>
+        </w:rPr>
       </w:r>
       <w:r>
         <w:rPr>
@@ -455,29 +425,6 @@
           <w:lang w:val="ne_NP" w:bidi="ne_NP"/>
         </w:rPr>
       </w:r>
-      <w:r>
-        <w:rPr>
-          <w:vertAlign w:val="superscript"/>
-          <w:lang w:val="ne_NP" w:bidi="ne_NP"/>
-        </w:rPr>
-        <w:t>4</w:t>
-      </w:r>
-      <w:r>
-        <w:rPr>
-          <w:lang w:val="ne_NP" w:bidi="ne_NP"/>
-        </w:rPr>
-        <w:t xml:space="preserve"> पिताले हामीलाई जस्तो आज्ञा दिनुभयो, तिम्रा केही छोराछोरीहरू ठिक त्यसै गरी सत्यतामा चलिरहेका छन् भनी भेट्टाएकोमा म धेरै आनन्दित भएको छु।</w:t>
-      </w:r>
-      <w:r>
-        <w:rPr>
-          <w:lang w:val="ne_NP" w:bidi="ne_NP"/>
-        </w:rPr>
-      </w:r>
-      <w:r>
-        <w:rPr>
-          <w:lang w:val="ne_NP" w:bidi="ne_NP"/>
-        </w:rPr>
-      </w:r>
     </w:p>
     <w:p>
       <w:pPr/>
@@ -486,16 +433,23 @@
           <w:lang w:val="ne_NP" w:bidi="ne_NP"/>
         </w:rPr>
       </w:r>
-    </w:p>
-    <w:p>
-      <w:pPr>
-        <w:pStyle w:val="Heading2"/>
-      </w:pPr>
-      <w:r>
-        <w:rPr>
-          <w:lang w:val="ne_NP" w:bidi="ne_NP"/>
-        </w:rPr>
-        <w:t>2 John 1:5</w:t>
+      <w:r>
+        <w:rPr>
+          <w:vertAlign w:val="superscript"/>
+          <w:lang w:val="ne_NP" w:bidi="ne_NP"/>
+        </w:rPr>
+        <w:t>5</w:t>
+      </w:r>
+      <w:r>
+        <w:rPr>
+          <w:lang w:val="ne_NP" w:bidi="ne_NP"/>
+        </w:rPr>
+        <w:t xml:space="preserve"> हे प्रिय स्त्री, म तिम्रा लागि नयाँ आज्ञा लेख्दिनँ, तर जो हामीसँग सुरुदेखि नै छ, त्यही लेख्दैछु। म बिन्ती गर्दछु, हामी एक-अर्कालाई प्रेम गरौँ।</w:t>
+      </w:r>
+      <w:r>
+        <w:rPr>
+          <w:lang w:val="ne_NP" w:bidi="ne_NP"/>
+        </w:rPr>
       </w:r>
       <w:r>
         <w:rPr>
@@ -510,29 +464,6 @@
           <w:lang w:val="ne_NP" w:bidi="ne_NP"/>
         </w:rPr>
       </w:r>
-      <w:r>
-        <w:rPr>
-          <w:vertAlign w:val="superscript"/>
-          <w:lang w:val="ne_NP" w:bidi="ne_NP"/>
-        </w:rPr>
-        <w:t>5</w:t>
-      </w:r>
-      <w:r>
-        <w:rPr>
-          <w:lang w:val="ne_NP" w:bidi="ne_NP"/>
-        </w:rPr>
-        <w:t xml:space="preserve"> हे प्रिय स्त्री, म तिम्रा लागि नयाँ आज्ञा लेख्दिनँ, तर जो हामीसँग सुरुदेखि नै छ, त्यही लेख्दैछु। म बिन्ती गर्दछु, हामी एक-अर्कालाई प्रेम गरौँ।</w:t>
-      </w:r>
-      <w:r>
-        <w:rPr>
-          <w:lang w:val="ne_NP" w:bidi="ne_NP"/>
-        </w:rPr>
-      </w:r>
-      <w:r>
-        <w:rPr>
-          <w:lang w:val="ne_NP" w:bidi="ne_NP"/>
-        </w:rPr>
-      </w:r>
     </w:p>
     <w:p>
       <w:pPr/>
@@ -541,16 +472,23 @@
           <w:lang w:val="ne_NP" w:bidi="ne_NP"/>
         </w:rPr>
       </w:r>
-    </w:p>
-    <w:p>
-      <w:pPr>
-        <w:pStyle w:val="Heading2"/>
-      </w:pPr>
-      <w:r>
-        <w:rPr>
-          <w:lang w:val="ne_NP" w:bidi="ne_NP"/>
-        </w:rPr>
-        <w:t>2 John 1:6</w:t>
+      <w:r>
+        <w:rPr>
+          <w:vertAlign w:val="superscript"/>
+          <w:lang w:val="ne_NP" w:bidi="ne_NP"/>
+        </w:rPr>
+        <w:t>6</w:t>
+      </w:r>
+      <w:r>
+        <w:rPr>
+          <w:lang w:val="ne_NP" w:bidi="ne_NP"/>
+        </w:rPr>
+        <w:t xml:space="preserve"> हामीले उहाँका आज्ञाहरू पालन गर्दै जिउनु नै प्रेम हो। जसरी तिमीहरूले सुरुदेखि सुनेका छौ, त्यसरी नै तिमीहरू प्रेममा हिँड्नुपर्छ, यही नै उहाँको आज्ञा हो।</w:t>
+      </w:r>
+      <w:r>
+        <w:rPr>
+          <w:lang w:val="ne_NP" w:bidi="ne_NP"/>
+        </w:rPr>
       </w:r>
       <w:r>
         <w:rPr>
@@ -565,29 +503,6 @@
           <w:lang w:val="ne_NP" w:bidi="ne_NP"/>
         </w:rPr>
       </w:r>
-      <w:r>
-        <w:rPr>
-          <w:vertAlign w:val="superscript"/>
-          <w:lang w:val="ne_NP" w:bidi="ne_NP"/>
-        </w:rPr>
-        <w:t>6</w:t>
-      </w:r>
-      <w:r>
-        <w:rPr>
-          <w:lang w:val="ne_NP" w:bidi="ne_NP"/>
-        </w:rPr>
-        <w:t xml:space="preserve"> हामीले उहाँका आज्ञाहरू पालन गर्दै जिउनु नै प्रेम हो। जसरी तिमीहरूले सुरुदेखि सुनेका छौ, त्यसरी नै तिमीहरू प्रेममा हिँड्नुपर्छ, यही नै उहाँको आज्ञा हो।</w:t>
-      </w:r>
-      <w:r>
-        <w:rPr>
-          <w:lang w:val="ne_NP" w:bidi="ne_NP"/>
-        </w:rPr>
-      </w:r>
-      <w:r>
-        <w:rPr>
-          <w:lang w:val="ne_NP" w:bidi="ne_NP"/>
-        </w:rPr>
-      </w:r>
     </w:p>
     <w:p>
       <w:pPr/>
@@ -596,16 +511,23 @@
           <w:lang w:val="ne_NP" w:bidi="ne_NP"/>
         </w:rPr>
       </w:r>
-    </w:p>
-    <w:p>
-      <w:pPr>
-        <w:pStyle w:val="Heading2"/>
-      </w:pPr>
-      <w:r>
-        <w:rPr>
-          <w:lang w:val="ne_NP" w:bidi="ne_NP"/>
-        </w:rPr>
-        <w:t>2 John 1:7</w:t>
+      <w:r>
+        <w:rPr>
+          <w:vertAlign w:val="superscript"/>
+          <w:lang w:val="ne_NP" w:bidi="ne_NP"/>
+        </w:rPr>
+        <w:t>7</w:t>
+      </w:r>
+      <w:r>
+        <w:rPr>
+          <w:lang w:val="ne_NP" w:bidi="ne_NP"/>
+        </w:rPr>
+        <w:t xml:space="preserve"> किनकि म तिमीहरूलाई भन्दछु, धेरै जना बहकाउनेहरू संसारमा निस्किआएका छन्, जसले येशू ख्रीष्‍ट शरीरमा आउनुभएको हो भनी स्वीकार गर्दैनन्। यस्ता कुनै पनि व्यक्ति छली र ख्रीष्‍ट विरोधी हो।</w:t>
+      </w:r>
+      <w:r>
+        <w:rPr>
+          <w:lang w:val="ne_NP" w:bidi="ne_NP"/>
+        </w:rPr>
       </w:r>
       <w:r>
         <w:rPr>
@@ -620,29 +542,6 @@
           <w:lang w:val="ne_NP" w:bidi="ne_NP"/>
         </w:rPr>
       </w:r>
-      <w:r>
-        <w:rPr>
-          <w:vertAlign w:val="superscript"/>
-          <w:lang w:val="ne_NP" w:bidi="ne_NP"/>
-        </w:rPr>
-        <w:t>7</w:t>
-      </w:r>
-      <w:r>
-        <w:rPr>
-          <w:lang w:val="ne_NP" w:bidi="ne_NP"/>
-        </w:rPr>
-        <w:t xml:space="preserve"> किनकि म तिमीहरूलाई भन्दछु, धेरै जना बहकाउनेहरू संसारमा निस्किआएका छन्, जसले येशू ख्रीष्‍ट शरीरमा आउनुभएको हो भनी स्वीकार गर्दैनन्। यस्ता कुनै पनि व्यक्ति छली र ख्रीष्‍ट विरोधी हो।</w:t>
-      </w:r>
-      <w:r>
-        <w:rPr>
-          <w:lang w:val="ne_NP" w:bidi="ne_NP"/>
-        </w:rPr>
-      </w:r>
-      <w:r>
-        <w:rPr>
-          <w:lang w:val="ne_NP" w:bidi="ne_NP"/>
-        </w:rPr>
-      </w:r>
     </w:p>
     <w:p>
       <w:pPr/>
@@ -651,16 +550,23 @@
           <w:lang w:val="ne_NP" w:bidi="ne_NP"/>
         </w:rPr>
       </w:r>
-    </w:p>
-    <w:p>
-      <w:pPr>
-        <w:pStyle w:val="Heading2"/>
-      </w:pPr>
-      <w:r>
-        <w:rPr>
-          <w:lang w:val="ne_NP" w:bidi="ne_NP"/>
-        </w:rPr>
-        <w:t>2 John 1:8</w:t>
+      <w:r>
+        <w:rPr>
+          <w:vertAlign w:val="superscript"/>
+          <w:lang w:val="ne_NP" w:bidi="ne_NP"/>
+        </w:rPr>
+        <w:t>8</w:t>
+      </w:r>
+      <w:r>
+        <w:rPr>
+          <w:lang w:val="ne_NP" w:bidi="ne_NP"/>
+        </w:rPr>
+        <w:t xml:space="preserve"> होसियार बस, जुन कुराको निम्ति हामीहरूले काम गरेका छौँ, त्यो गुमाउने होइन, तर तिमीहरूले पूरा इनाम पाउन सक।</w:t>
+      </w:r>
+      <w:r>
+        <w:rPr>
+          <w:lang w:val="ne_NP" w:bidi="ne_NP"/>
+        </w:rPr>
       </w:r>
       <w:r>
         <w:rPr>
@@ -675,29 +581,6 @@
           <w:lang w:val="ne_NP" w:bidi="ne_NP"/>
         </w:rPr>
       </w:r>
-      <w:r>
-        <w:rPr>
-          <w:vertAlign w:val="superscript"/>
-          <w:lang w:val="ne_NP" w:bidi="ne_NP"/>
-        </w:rPr>
-        <w:t>8</w:t>
-      </w:r>
-      <w:r>
-        <w:rPr>
-          <w:lang w:val="ne_NP" w:bidi="ne_NP"/>
-        </w:rPr>
-        <w:t xml:space="preserve"> होसियार बस, जुन कुराको निम्ति हामीहरूले काम गरेका छौँ, त्यो गुमाउने होइन, तर तिमीहरूले पूरा इनाम पाउन सक।</w:t>
-      </w:r>
-      <w:r>
-        <w:rPr>
-          <w:lang w:val="ne_NP" w:bidi="ne_NP"/>
-        </w:rPr>
-      </w:r>
-      <w:r>
-        <w:rPr>
-          <w:lang w:val="ne_NP" w:bidi="ne_NP"/>
-        </w:rPr>
-      </w:r>
     </w:p>
     <w:p>
       <w:pPr/>
@@ -706,16 +589,23 @@
           <w:lang w:val="ne_NP" w:bidi="ne_NP"/>
         </w:rPr>
       </w:r>
-    </w:p>
-    <w:p>
-      <w:pPr>
-        <w:pStyle w:val="Heading2"/>
-      </w:pPr>
-      <w:r>
-        <w:rPr>
-          <w:lang w:val="ne_NP" w:bidi="ne_NP"/>
-        </w:rPr>
-        <w:t>2 John 1:9</w:t>
+      <w:r>
+        <w:rPr>
+          <w:vertAlign w:val="superscript"/>
+          <w:lang w:val="ne_NP" w:bidi="ne_NP"/>
+        </w:rPr>
+        <w:t>9</w:t>
+      </w:r>
+      <w:r>
+        <w:rPr>
+          <w:lang w:val="ne_NP" w:bidi="ne_NP"/>
+        </w:rPr>
+        <w:t xml:space="preserve"> हरेक जसले बाटो बिराएर अन्‍यत्र जाँदछ, त्यो ख्रीष्‍टको शिक्षामा स्थिर रहँदैन, त्यससँग परमेश्‍वर हुनुहुन्‍न; ख्रीष्‍टको शिक्षामा रहिरहने सबैसँग पिता र पुत्र दुवै हुनुहुन्छ।</w:t>
+      </w:r>
+      <w:r>
+        <w:rPr>
+          <w:lang w:val="ne_NP" w:bidi="ne_NP"/>
+        </w:rPr>
       </w:r>
       <w:r>
         <w:rPr>
@@ -730,29 +620,6 @@
           <w:lang w:val="ne_NP" w:bidi="ne_NP"/>
         </w:rPr>
       </w:r>
-      <w:r>
-        <w:rPr>
-          <w:vertAlign w:val="superscript"/>
-          <w:lang w:val="ne_NP" w:bidi="ne_NP"/>
-        </w:rPr>
-        <w:t>9</w:t>
-      </w:r>
-      <w:r>
-        <w:rPr>
-          <w:lang w:val="ne_NP" w:bidi="ne_NP"/>
-        </w:rPr>
-        <w:t xml:space="preserve"> हरेक जसले बाटो बिराएर अन्‍यत्र जाँदछ, त्यो ख्रीष्‍टको शिक्षामा स्थिर रहँदैन, त्यससँग परमेश्‍वर हुनुहुन्‍न; ख्रीष्‍टको शिक्षामा रहिरहने सबैसँग पिता र पुत्र दुवै हुनुहुन्छ।</w:t>
-      </w:r>
-      <w:r>
-        <w:rPr>
-          <w:lang w:val="ne_NP" w:bidi="ne_NP"/>
-        </w:rPr>
-      </w:r>
-      <w:r>
-        <w:rPr>
-          <w:lang w:val="ne_NP" w:bidi="ne_NP"/>
-        </w:rPr>
-      </w:r>
     </w:p>
     <w:p>
       <w:pPr/>
@@ -761,16 +628,23 @@
           <w:lang w:val="ne_NP" w:bidi="ne_NP"/>
         </w:rPr>
       </w:r>
-    </w:p>
-    <w:p>
-      <w:pPr>
-        <w:pStyle w:val="Heading2"/>
-      </w:pPr>
-      <w:r>
-        <w:rPr>
-          <w:lang w:val="ne_NP" w:bidi="ne_NP"/>
-        </w:rPr>
-        <w:t>2 John 1:10</w:t>
+      <w:r>
+        <w:rPr>
+          <w:vertAlign w:val="superscript"/>
+          <w:lang w:val="ne_NP" w:bidi="ne_NP"/>
+        </w:rPr>
+        <w:t>10</w:t>
+      </w:r>
+      <w:r>
+        <w:rPr>
+          <w:lang w:val="ne_NP" w:bidi="ne_NP"/>
+        </w:rPr>
+        <w:t xml:space="preserve"> यदि कोही तिमीहरूकहाँ आउँछ र यही शिक्षा ल्याउँदैन भने त्यसलाई घरमा नलैजाओ, न त त्यसलाई स्वागत नै गर।</w:t>
+      </w:r>
+      <w:r>
+        <w:rPr>
+          <w:lang w:val="ne_NP" w:bidi="ne_NP"/>
+        </w:rPr>
       </w:r>
       <w:r>
         <w:rPr>
@@ -785,29 +659,6 @@
           <w:lang w:val="ne_NP" w:bidi="ne_NP"/>
         </w:rPr>
       </w:r>
-      <w:r>
-        <w:rPr>
-          <w:vertAlign w:val="superscript"/>
-          <w:lang w:val="ne_NP" w:bidi="ne_NP"/>
-        </w:rPr>
-        <w:t>10</w:t>
-      </w:r>
-      <w:r>
-        <w:rPr>
-          <w:lang w:val="ne_NP" w:bidi="ne_NP"/>
-        </w:rPr>
-        <w:t xml:space="preserve"> यदि कोही तिमीहरूकहाँ आउँछ र यही शिक्षा ल्याउँदैन भने त्यसलाई घरमा नलैजाओ, न त त्यसलाई स्वागत नै गर।</w:t>
-      </w:r>
-      <w:r>
-        <w:rPr>
-          <w:lang w:val="ne_NP" w:bidi="ne_NP"/>
-        </w:rPr>
-      </w:r>
-      <w:r>
-        <w:rPr>
-          <w:lang w:val="ne_NP" w:bidi="ne_NP"/>
-        </w:rPr>
-      </w:r>
     </w:p>
     <w:p>
       <w:pPr/>
@@ -816,16 +667,23 @@
           <w:lang w:val="ne_NP" w:bidi="ne_NP"/>
         </w:rPr>
       </w:r>
-    </w:p>
-    <w:p>
-      <w:pPr>
-        <w:pStyle w:val="Heading2"/>
-      </w:pPr>
-      <w:r>
-        <w:rPr>
-          <w:lang w:val="ne_NP" w:bidi="ne_NP"/>
-        </w:rPr>
-        <w:t>2 John 1:11</w:t>
+      <w:r>
+        <w:rPr>
+          <w:vertAlign w:val="superscript"/>
+          <w:lang w:val="ne_NP" w:bidi="ne_NP"/>
+        </w:rPr>
+        <w:t>11</w:t>
+      </w:r>
+      <w:r>
+        <w:rPr>
+          <w:lang w:val="ne_NP" w:bidi="ne_NP"/>
+        </w:rPr>
+        <w:t xml:space="preserve"> जसले त्यसलाई स्वागत गर्छ, ऊ त्यसका दुष्‍ट कामहरूमा सहभागी बनेको हुन्छ।</w:t>
+      </w:r>
+      <w:r>
+        <w:rPr>
+          <w:lang w:val="ne_NP" w:bidi="ne_NP"/>
+        </w:rPr>
       </w:r>
       <w:r>
         <w:rPr>
@@ -840,29 +698,6 @@
           <w:lang w:val="ne_NP" w:bidi="ne_NP"/>
         </w:rPr>
       </w:r>
-      <w:r>
-        <w:rPr>
-          <w:vertAlign w:val="superscript"/>
-          <w:lang w:val="ne_NP" w:bidi="ne_NP"/>
-        </w:rPr>
-        <w:t>11</w:t>
-      </w:r>
-      <w:r>
-        <w:rPr>
-          <w:lang w:val="ne_NP" w:bidi="ne_NP"/>
-        </w:rPr>
-        <w:t xml:space="preserve"> जसले त्यसलाई स्वागत गर्छ, ऊ त्यसका दुष्‍ट कामहरूमा सहभागी बनेको हुन्छ।</w:t>
-      </w:r>
-      <w:r>
-        <w:rPr>
-          <w:lang w:val="ne_NP" w:bidi="ne_NP"/>
-        </w:rPr>
-      </w:r>
-      <w:r>
-        <w:rPr>
-          <w:lang w:val="ne_NP" w:bidi="ne_NP"/>
-        </w:rPr>
-      </w:r>
     </w:p>
     <w:p>
       <w:pPr/>
@@ -871,16 +706,23 @@
           <w:lang w:val="ne_NP" w:bidi="ne_NP"/>
         </w:rPr>
       </w:r>
-    </w:p>
-    <w:p>
-      <w:pPr>
-        <w:pStyle w:val="Heading2"/>
-      </w:pPr>
-      <w:r>
-        <w:rPr>
-          <w:lang w:val="ne_NP" w:bidi="ne_NP"/>
-        </w:rPr>
-        <w:t>2 John 1:12</w:t>
+      <w:r>
+        <w:rPr>
+          <w:vertAlign w:val="superscript"/>
+          <w:lang w:val="ne_NP" w:bidi="ne_NP"/>
+        </w:rPr>
+        <w:t>12</w:t>
+      </w:r>
+      <w:r>
+        <w:rPr>
+          <w:lang w:val="ne_NP" w:bidi="ne_NP"/>
+        </w:rPr>
+        <w:t xml:space="preserve"> मैले तिमीहरूलाई लेख्नुपर्ने कुरा धेरै छन्, तर कागज र मसीले ती म लेख्न चाहन्‍नँ। तर तिमीहरूकहाँ आएर आमने-सामने भएर कुरा गर्ने म आशा राख्छु, जसबाट हाम्रो आनन्द पूर्ण हुन सकोस्।</w:t>
+      </w:r>
+      <w:r>
+        <w:rPr>
+          <w:lang w:val="ne_NP" w:bidi="ne_NP"/>
+        </w:rPr>
       </w:r>
       <w:r>
         <w:rPr>
@@ -890,53 +732,6 @@
     </w:p>
     <w:p>
       <w:pPr/>
-      <w:r>
-        <w:rPr>
-          <w:lang w:val="ne_NP" w:bidi="ne_NP"/>
-        </w:rPr>
-      </w:r>
-      <w:r>
-        <w:rPr>
-          <w:vertAlign w:val="superscript"/>
-          <w:lang w:val="ne_NP" w:bidi="ne_NP"/>
-        </w:rPr>
-        <w:t>12</w:t>
-      </w:r>
-      <w:r>
-        <w:rPr>
-          <w:lang w:val="ne_NP" w:bidi="ne_NP"/>
-        </w:rPr>
-        <w:t xml:space="preserve"> मैले तिमीहरूलाई लेख्नुपर्ने कुरा धेरै छन्, तर कागज र मसीले ती म लेख्न चाहन्‍नँ। तर तिमीहरूकहाँ आएर आमने-सामने भएर कुरा गर्ने म आशा राख्छु, जसबाट हाम्रो आनन्द पूर्ण हुन सकोस्।</w:t>
-      </w:r>
-      <w:r>
-        <w:rPr>
-          <w:lang w:val="ne_NP" w:bidi="ne_NP"/>
-        </w:rPr>
-      </w:r>
-      <w:r>
-        <w:rPr>
-          <w:lang w:val="ne_NP" w:bidi="ne_NP"/>
-        </w:rPr>
-      </w:r>
-    </w:p>
-    <w:p>
-      <w:pPr/>
-      <w:r>
-        <w:rPr>
-          <w:lang w:val="ne_NP" w:bidi="ne_NP"/>
-        </w:rPr>
-      </w:r>
-    </w:p>
-    <w:p>
-      <w:pPr>
-        <w:pStyle w:val="Heading2"/>
-      </w:pPr>
-      <w:r>
-        <w:rPr>
-          <w:lang w:val="ne_NP" w:bidi="ne_NP"/>
-        </w:rPr>
-        <w:t>2 John 1:13</w:t>
-      </w:r>
       <w:r>
         <w:rPr>
           <w:lang w:val="ne_NP" w:bidi="ne_NP"/>

--- a/nep/docx/63.content.docx
+++ b/nep/docx/63.content.docx
@@ -28,22 +28,6 @@
       </w:r>
     </w:p>
     <w:p>
-      <w:pPr>
-        <w:pStyle w:val="Heading2"/>
-      </w:pPr>
-      <w:r>
-        <w:rPr>
-          <w:lang w:val="ne_NP" w:bidi="ne_NP"/>
-        </w:rPr>
-        <w:t>License Information</w:t>
-      </w:r>
-      <w:r>
-        <w:rPr>
-          <w:lang w:val="ne_NP" w:bidi="ne_NP"/>
-        </w:rPr>
-      </w:r>
-    </w:p>
-    <w:p>
       <w:pPr/>
       <w:r>
         <w:rPr>
@@ -61,13 +45,7 @@
         <w:rPr>
           <w:lang w:val="ne_NP" w:bidi="ne_NP"/>
         </w:rPr>
-        <w:t xml:space="preserve"> (Nepali) is based on</w:t>
-      </w:r>
-      <w:r>
-        <w:rPr>
-          <w:lang w:val="ne_NP" w:bidi="ne_NP"/>
-        </w:rPr>
-        <w:t xml:space="preserve">: </w:t>
+        <w:t xml:space="preserve"> (Nepali) is based on: </w:t>
       </w:r>
       <w:r>
         <w:rPr>
@@ -188,19 +166,6 @@
       <w:pPr>
         <w:pStyle w:val="Heading2"/>
       </w:pPr>
-      <w:r>
-        <w:rPr>
-          <w:lang w:val="ne_NP" w:bidi="ne_NP"/>
-        </w:rPr>
-      </w:r>
-    </w:p>
-    <w:p>
-      <w:pPr/>
-      <w:r>
-        <w:rPr>
-          <w:lang w:val="ne_NP" w:bidi="ne_NP"/>
-        </w:rPr>
-      </w:r>
       <w:r>
         <w:rPr>
           <w:lang w:val="ne_NP" w:bidi="ne_NP"/>
